--- a/nxt-school-launch/design-briefs/Brief_Batch1_W1_launch.docx
+++ b/nxt-school-launch/design-briefs/Brief_Batch1_W1_launch.docx
@@ -3489,7 +3489,7 @@
                 <w:sz w:val="14"/>
                 <w:szCs w:val="14"/>
               </w:rPr>
-              <w:t xml:space="preserve">— price: FOUNDING CENA 5.900 RSD mesečno · regularna 6.400 RSD</w:t>
+              <w:t xml:space="preserve">— price: FOUNDING CENA 5.900 RSD mesečno · regularna 7.200 RSD</w:t>
             </w:r>
           </w:p>
           <w:p>
@@ -3567,7 +3567,7 @@
                 <w:sz w:val="13"/>
                 <w:szCs w:val="13"/>
               </w:rPr>
-              <w:t xml:space="preserve"> headline "Founding cena: 5.900 RSD mesečno" · short "Founding generacija NXT School: 5.900 RSD mesečno umesto 6.400… Upoznavanje nije prijemni test."</w:t>
+              <w:t xml:space="preserve"> headline "Founding cena: 5.900 RSD mesečno" · short "Founding generacija NXT School: 5.900 RSD mesečno umesto 7.200… Upoznavanje nije prijemni test."</w:t>
             </w:r>
           </w:p>
         </w:tc>

--- a/nxt-school-launch/design-briefs/Brief_Batch1_W1_launch.docx
+++ b/nxt-school-launch/design-briefs/Brief_Batch1_W1_launch.docx
@@ -858,7 +858,7 @@
     </w:tbl>
     <w:p>
       <w:pPr>
-        <w:spacing w:after="80"/>
+        <w:spacing w:after="50"/>
       </w:pPr>
     </w:p>
     <w:tbl>
@@ -1018,6 +1018,31 @@
                 <w:sz w:val="13"/>
                 <w:szCs w:val="13"/>
               </w:rPr>
+              <w:t xml:space="preserve">Facts = the website:</w:t>
+            </w:r>
+            <w:r>
+              <w:rPr>
+                <w:rFonts w:ascii="Arial" w:cs="Arial" w:eastAsia="Arial" w:hAnsi="Arial"/>
+                <w:color w:val="1E293B"/>
+                <w:sz w:val="13"/>
+                <w:szCs w:val="13"/>
+              </w:rPr>
+              <w:t xml:space="preserve"> regular 7.200 RSD · Open Day ponedeljak, 26. oktobar, 18–20 h · no "besplatno" until confirmed · level copy + "6 oblasti" as on the site.</w:t>
+            </w:r>
+          </w:p>
+          <w:p>
+            <w:pPr>
+              <w:spacing w:after="18" w:before="0" w:line="222"/>
+            </w:pPr>
+            <w:r>
+              <w:rPr>
+                <w:rFonts w:ascii="Arial" w:cs="Arial" w:eastAsia="Arial" w:hAnsi="Arial"/>
+                <w:b/>
+                <w:bCs/>
+                <w:color w:val="1E293B"/>
+                <w:sz w:val="13"/>
+                <w:szCs w:val="13"/>
+              </w:rPr>
               <w:t xml:space="preserve">Never:</w:t>
             </w:r>
             <w:r>
@@ -1027,7 +1052,7 @@
                 <w:sz w:val="13"/>
                 <w:szCs w:val="13"/>
               </w:rPr>
-              <w:t xml:space="preserve"> AI-generated children’s faces · rows of kids staring at screens · "Demo Day" (it’s NXT Showcase) · "mesta ograničena" without a real seat count. Any real child photo needs signed parental consent.</w:t>
+              <w:t xml:space="preserve"> AI-generated children’s faces · rows of kids staring at screens · "Demo Day" (it’s NXT Showcase) · seat counts (the site’s "Broj mesta je ograničen" is fine). Real child photos need signed parental consent.</w:t>
             </w:r>
           </w:p>
           <w:p>
@@ -1080,7 +1105,7 @@
     </w:tbl>
     <w:p>
       <w:pPr>
-        <w:spacing w:after="100"/>
+        <w:spacing w:after="60"/>
       </w:pPr>
     </w:p>
     <w:tbl>
@@ -1584,7 +1609,7 @@
     </w:tbl>
     <w:p>
       <w:pPr>
-        <w:spacing w:after="120"/>
+        <w:spacing w:after="80"/>
       </w:pPr>
     </w:p>
     <w:tbl>
@@ -2124,7 +2149,7 @@
     </w:tbl>
     <w:p>
       <w:pPr>
-        <w:spacing w:after="120"/>
+        <w:spacing w:after="80"/>
       </w:pPr>
     </w:p>
     <w:tbl>
@@ -2617,7 +2642,7 @@
     </w:tbl>
     <w:p>
       <w:pPr>
-        <w:spacing w:after="120"/>
+        <w:spacing w:after="80"/>
       </w:pPr>
     </w:p>
     <w:tbl>
@@ -3096,7 +3121,7 @@
     </w:tbl>
     <w:p>
       <w:pPr>
-        <w:spacing w:after="120"/>
+        <w:spacing w:after="80"/>
       </w:pPr>
     </w:p>
     <w:tbl>
@@ -3353,6 +3378,41 @@
           </w:p>
           <w:p>
             <w:pPr>
+              <w:shd w:fill="FFE4EC" w:color="auto" w:val="clear"/>
+              <w:spacing w:after="60"/>
+            </w:pPr>
+            <w:r>
+              <w:rPr>
+                <w:rFonts w:ascii="Arial" w:cs="Arial" w:eastAsia="Arial" w:hAnsi="Arial"/>
+                <w:color w:val="9F1239"/>
+                <w:sz w:val="14"/>
+                <w:szCs w:val="14"/>
+              </w:rPr>
+              <w:t xml:space="preserve">UPDATED 6 OCT (website) · regular price is </w:t>
+            </w:r>
+            <w:r>
+              <w:rPr>
+                <w:rFonts w:ascii="Arial" w:cs="Arial" w:eastAsia="Arial" w:hAnsi="Arial"/>
+                <w:b/>
+                <w:bCs/>
+                <w:color w:val="9F1239"/>
+                <w:sz w:val="14"/>
+                <w:szCs w:val="14"/>
+              </w:rPr>
+              <w:t xml:space="preserve">7.200 RSD</w:t>
+            </w:r>
+            <w:r>
+              <w:rPr>
+                <w:rFonts w:ascii="Arial" w:cs="Arial" w:eastAsia="Arial" w:hAnsi="Arial"/>
+                <w:color w:val="9F1239"/>
+                <w:sz w:val="14"/>
+                <w:szCs w:val="14"/>
+              </w:rPr>
+              <w:t xml:space="preserve"> (was 6.400) — fix the file that went live today.</w:t>
+            </w:r>
+          </w:p>
+          <w:p>
+            <w:pPr>
               <w:spacing w:after="25" w:before="0" w:line="222"/>
             </w:pPr>
             <w:r>
@@ -3575,7 +3635,7 @@
     </w:tbl>
     <w:p>
       <w:pPr>
-        <w:spacing w:after="120"/>
+        <w:spacing w:after="80"/>
       </w:pPr>
     </w:p>
     <w:sectPr>

--- a/nxt-school-launch/design-briefs/Brief_Batch1_W1_launch.docx
+++ b/nxt-school-launch/design-briefs/Brief_Batch1_W1_launch.docx
@@ -2406,6 +2406,41 @@
           </w:p>
           <w:p>
             <w:pPr>
+              <w:shd w:fill="FFE4EC" w:color="auto" w:val="clear"/>
+              <w:spacing w:after="60"/>
+            </w:pPr>
+            <w:r>
+              <w:rPr>
+                <w:rFonts w:ascii="Arial" w:cs="Arial" w:eastAsia="Arial" w:hAnsi="Arial"/>
+                <w:color w:val="9F1239"/>
+                <w:sz w:val="14"/>
+                <w:szCs w:val="14"/>
+              </w:rPr>
+              <w:t xml:space="preserve">UPDATED 6 OCT (website) · English angle is now "</w:t>
+            </w:r>
+            <w:r>
+              <w:rPr>
+                <w:rFonts w:ascii="Arial" w:cs="Arial" w:eastAsia="Arial" w:hAnsi="Arial"/>
+                <w:b/>
+                <w:bCs/>
+                <w:color w:val="9F1239"/>
+                <w:sz w:val="14"/>
+                <w:szCs w:val="14"/>
+              </w:rPr>
+              <w:t xml:space="preserve">Engleski bez straha.</w:t>
+            </w:r>
+            <w:r>
+              <w:rPr>
+                <w:rFonts w:ascii="Arial" w:cs="Arial" w:eastAsia="Arial" w:hAnsi="Arial"/>
+                <w:color w:val="9F1239"/>
+                <w:sz w:val="14"/>
+                <w:szCs w:val="14"/>
+              </w:rPr>
+              <w:t xml:space="preserve">" — the "English is not a subject / language we use" line is dropped. This ad is live → swap today.</w:t>
+            </w:r>
+          </w:p>
+          <w:p>
+            <w:pPr>
               <w:spacing w:after="25" w:before="0" w:line="222"/>
             </w:pPr>
             <w:r>
@@ -2426,7 +2461,7 @@
                 <w:sz w:val="15"/>
                 <w:szCs w:val="15"/>
               </w:rPr>
-              <w:t xml:space="preserve"> English as the working language — our edge over English schools.</w:t>
+              <w:t xml:space="preserve"> English confidence for the “zna reči, ali ne priča” parent — kids speak English through projects, without fear.</w:t>
             </w:r>
           </w:p>
           <w:p>
@@ -2470,7 +2505,7 @@
                 <w:sz w:val="14"/>
                 <w:szCs w:val="14"/>
               </w:rPr>
-              <w:t xml:space="preserve">• Serbian line is mandatory (parents of 1st–2nd graders).</w:t>
+              <w:t xml:space="preserve">• Serbian headline big; the English chat shows it in action.</w:t>
             </w:r>
           </w:p>
           <w:p>
@@ -2514,7 +2549,7 @@
                 <w:sz w:val="14"/>
                 <w:szCs w:val="14"/>
               </w:rPr>
-              <w:t xml:space="preserve">— kicker: English in Practice</w:t>
+              <w:t xml:space="preserve">— kicker: English in Practice · 1–8. razred</w:t>
             </w:r>
           </w:p>
           <w:p>
@@ -2528,7 +2563,7 @@
                 <w:sz w:val="14"/>
                 <w:szCs w:val="14"/>
               </w:rPr>
-              <w:t xml:space="preserve">— headline: English is not a subject here. It’s the language we use.</w:t>
+              <w:t xml:space="preserve">— headline: Engleski bez straha.</w:t>
             </w:r>
           </w:p>
           <w:p>
@@ -2570,7 +2605,7 @@
                 <w:sz w:val="14"/>
                 <w:szCs w:val="14"/>
               </w:rPr>
-              <w:t xml:space="preserve">— sub: Engleski ovde nije predmet — to je jezik kojim deca rade, pitaju i predstavljaju. Raste sa samopouzdanjem grupe.</w:t>
+              <w:t xml:space="preserve">— sub: Kroz projekte deca pitaju, istražuju i predstavljaju na engleskom — u skladu sa nivoom grupe. Kad treba, pređemo na srpski.</w:t>
             </w:r>
           </w:p>
           <w:p>
@@ -2609,7 +2644,7 @@
                 <w:sz w:val="14"/>
                 <w:szCs w:val="14"/>
               </w:rPr>
-              <w:t xml:space="preserve"> flags, grammar-book visuals, classroom-blackboard look.</w:t>
+              <w:t xml:space="preserve"> flags, grammar-book visuals, classroom-blackboard look · the old "English is not a subject / language we use" line (dropped).</w:t>
             </w:r>
           </w:p>
           <w:p>
@@ -2634,7 +2669,7 @@
                 <w:sz w:val="13"/>
                 <w:szCs w:val="13"/>
               </w:rPr>
-              <w:t xml:space="preserve"> headline "Engleski je ovde jezik rada" · short "Engleski ovde nije predmet — to je jezik kojim deca rade, pitaju i predstavljaju."</w:t>
+              <w:t xml:space="preserve"> headline "Engleski bez straha — kroz projekte" · short "Zna reči, ali ne priča? Kroz projekte deca pitaju, istražuju i predstavljaju na engleskom."</w:t>
             </w:r>
           </w:p>
         </w:tc>

--- a/nxt-school-launch/design-briefs/Brief_Batch1_W1_launch.docx
+++ b/nxt-school-launch/design-briefs/Brief_Batch1_W1_launch.docx
@@ -2416,7 +2416,7 @@
                 <w:sz w:val="14"/>
                 <w:szCs w:val="14"/>
               </w:rPr>
-              <w:t xml:space="preserve">UPDATED 6 OCT (website) · English angle is now "</w:t>
+              <w:t xml:space="preserve">UPDATED · English angle is now "</w:t>
             </w:r>
             <w:r>
               <w:rPr>
@@ -3423,7 +3423,7 @@
                 <w:sz w:val="14"/>
                 <w:szCs w:val="14"/>
               </w:rPr>
-              <w:t xml:space="preserve">UPDATED 6 OCT (website) · regular price is </w:t>
+              <w:t xml:space="preserve">UPDATED · regular price is </w:t>
             </w:r>
             <w:r>
               <w:rPr>
